--- a/src/GUI/Utils/basedocuments/reporteParcial.docx
+++ b/src/GUI/Utils/basedocuments/reporteParcial.docx
@@ -25,8 +25,7 @@
       <w:tr>
         <w:tc>
           <w:tcPr>
-            <w:tcW w:w="8828" w:type="dxa"/>
-            <w:gridSpan w:val="4"/>
+            <w:tcW w:w="1413" w:type="dxa"/>
             <w:shd w:val="clear" w:color="auto" w:fill="D9D9D9" w:themeFill="background1" w:themeFillShade="D9"/>
           </w:tcPr>
           <w:p>
@@ -51,6 +50,39 @@
               </w:rPr>
               <w:t xml:space="preserve"> de la EE</w:t>
             </w:r>
+          </w:p>
+        </w:tc>
+        <w:tc>
+          <w:tcPr>
+            <w:tcW w:w="2836" w:type="dxa"/>
+            <w:shd w:val="clear" w:color="auto" w:fill="D9D9D9" w:themeFill="background1" w:themeFillShade="D9"/>
+          </w:tcPr>
+          <w:p>
+            <w:pPr>
+              <w:jc w:val="center"/>
+            </w:pPr>
+          </w:p>
+        </w:tc>
+        <w:tc>
+          <w:tcPr>
+            <w:tcW w:w="1416" w:type="dxa"/>
+            <w:shd w:val="clear" w:color="auto" w:fill="D9D9D9" w:themeFill="background1" w:themeFillShade="D9"/>
+          </w:tcPr>
+          <w:p>
+            <w:pPr>
+              <w:jc w:val="center"/>
+            </w:pPr>
+          </w:p>
+        </w:tc>
+        <w:tc>
+          <w:tcPr>
+            <w:tcW w:w="3163" w:type="dxa"/>
+            <w:shd w:val="clear" w:color="auto" w:fill="D9D9D9" w:themeFill="background1" w:themeFillShade="D9"/>
+          </w:tcPr>
+          <w:p>
+            <w:pPr>
+              <w:jc w:val="center"/>
+            </w:pPr>
           </w:p>
         </w:tc>
       </w:tr>
@@ -303,8 +335,7 @@
       <w:tr>
         <w:tc>
           <w:tcPr>
-            <w:tcW w:w="8828" w:type="dxa"/>
-            <w:gridSpan w:val="4"/>
+            <w:tcW w:w="1413" w:type="dxa"/>
             <w:shd w:val="clear" w:color="auto" w:fill="D9D9D9" w:themeFill="background1" w:themeFillShade="D9"/>
           </w:tcPr>
           <w:p>
@@ -322,6 +353,39 @@
               </w:rPr>
               <w:t>Datos del Proyecto</w:t>
             </w:r>
+          </w:p>
+        </w:tc>
+        <w:tc>
+          <w:tcPr>
+            <w:tcW w:w="2836" w:type="dxa"/>
+            <w:shd w:val="clear" w:color="auto" w:fill="D9D9D9" w:themeFill="background1" w:themeFillShade="D9"/>
+          </w:tcPr>
+          <w:p>
+            <w:pPr>
+              <w:jc w:val="center"/>
+            </w:pPr>
+          </w:p>
+        </w:tc>
+        <w:tc>
+          <w:tcPr>
+            <w:tcW w:w="1416" w:type="dxa"/>
+            <w:shd w:val="clear" w:color="auto" w:fill="D9D9D9" w:themeFill="background1" w:themeFillShade="D9"/>
+          </w:tcPr>
+          <w:p>
+            <w:pPr>
+              <w:jc w:val="center"/>
+            </w:pPr>
+          </w:p>
+        </w:tc>
+        <w:tc>
+          <w:tcPr>
+            <w:tcW w:w="3163" w:type="dxa"/>
+            <w:shd w:val="clear" w:color="auto" w:fill="D9D9D9" w:themeFill="background1" w:themeFillShade="D9"/>
+          </w:tcPr>
+          <w:p>
+            <w:pPr>
+              <w:jc w:val="center"/>
+            </w:pPr>
           </w:p>
         </w:tc>
       </w:tr>
@@ -407,6 +471,24 @@
               </w:rPr>
               <w:t>}}</w:t>
             </w:r>
+          </w:p>
+          <w:p>
+            <w:pPr>
+              <w:rPr>
+                <w:sz w:val="20"/>
+                <w:szCs w:val="20"/>
+                <w:lang w:val="es-ES"/>
+              </w:rPr>
+            </w:pPr>
+          </w:p>
+          <w:p>
+            <w:pPr>
+              <w:rPr>
+                <w:sz w:val="20"/>
+                <w:szCs w:val="20"/>
+                <w:lang w:val="es-ES"/>
+              </w:rPr>
+            </w:pPr>
           </w:p>
         </w:tc>
         <w:tc>
@@ -900,6 +982,24 @@
             <w:pPr>
               <w:jc w:val="both"/>
               <w:rPr>
+                <w:sz w:val="20"/>
+                <w:szCs w:val="20"/>
+              </w:rPr>
+            </w:pPr>
+          </w:p>
+          <w:p>
+            <w:pPr>
+              <w:jc w:val="both"/>
+              <w:rPr>
+                <w:sz w:val="20"/>
+                <w:szCs w:val="20"/>
+              </w:rPr>
+            </w:pPr>
+          </w:p>
+          <w:p>
+            <w:pPr>
+              <w:jc w:val="both"/>
+              <w:rPr>
                 <w:lang w:val="es-ES"/>
               </w:rPr>
             </w:pPr>
@@ -941,13 +1041,6 @@
                 <w:lang w:val="es-ES"/>
               </w:rPr>
             </w:pPr>
-          </w:p>
-          <w:p>
-            <w:pPr>
-              <w:rPr>
-                <w:lang w:val="es-ES"/>
-              </w:rPr>
-            </w:pPr>
             <w:r>
               <w:rPr>
                 <w:lang w:val="es-ES"/>
@@ -968,6 +1061,27 @@
               </w:rPr>
               <w:t>}}</w:t>
             </w:r>
+          </w:p>
+          <w:p>
+            <w:pPr>
+              <w:rPr>
+                <w:lang w:val="es-ES"/>
+              </w:rPr>
+            </w:pPr>
+          </w:p>
+          <w:p>
+            <w:pPr>
+              <w:rPr>
+                <w:lang w:val="es-ES"/>
+              </w:rPr>
+            </w:pPr>
+          </w:p>
+          <w:p>
+            <w:pPr>
+              <w:rPr>
+                <w:lang w:val="es-ES"/>
+              </w:rPr>
+            </w:pPr>
           </w:p>
         </w:tc>
       </w:tr>
@@ -1018,8 +1132,8 @@
         <w:tblLook w:val="04A0" w:firstRow="1" w:lastRow="0" w:firstColumn="1" w:lastColumn="0" w:noHBand="0" w:noVBand="1"/>
       </w:tblPr>
       <w:tblGrid>
-        <w:gridCol w:w="897"/>
-        <w:gridCol w:w="555"/>
+        <w:gridCol w:w="896"/>
+        <w:gridCol w:w="556"/>
         <w:gridCol w:w="922"/>
         <w:gridCol w:w="922"/>
         <w:gridCol w:w="922"/>
@@ -1042,11 +1156,17 @@
           <w:p>
             <w:pPr>
               <w:jc w:val="center"/>
+              <w:rPr>
+                <w:sz w:val="20"/>
+                <w:szCs w:val="20"/>
+              </w:rPr>
             </w:pPr>
             <w:r>
               <w:rPr>
                 <w:b w:val="0"/>
                 <w:bCs w:val="0"/>
+                <w:sz w:val="20"/>
+                <w:szCs w:val="20"/>
               </w:rPr>
               <w:t>Actividades</w:t>
             </w:r>
@@ -1064,12 +1184,16 @@
               <w:rPr>
                 <w:b w:val="0"/>
                 <w:bCs w:val="0"/>
+                <w:sz w:val="20"/>
+                <w:szCs w:val="20"/>
               </w:rPr>
             </w:pPr>
             <w:r>
               <w:rPr>
                 <w:b w:val="0"/>
                 <w:bCs w:val="0"/>
+                <w:sz w:val="20"/>
+                <w:szCs w:val="20"/>
               </w:rPr>
               <w:t>Tiempo</w:t>
             </w:r>
@@ -1087,12 +1211,16 @@
               <w:rPr>
                 <w:b w:val="0"/>
                 <w:bCs w:val="0"/>
+                <w:sz w:val="20"/>
+                <w:szCs w:val="20"/>
               </w:rPr>
             </w:pPr>
             <w:r>
               <w:rPr>
                 <w:b w:val="0"/>
                 <w:bCs w:val="0"/>
+                <w:sz w:val="20"/>
+                <w:szCs w:val="20"/>
               </w:rPr>
               <w:t>S1</w:t>
             </w:r>
@@ -1110,12 +1238,16 @@
               <w:rPr>
                 <w:b w:val="0"/>
                 <w:bCs w:val="0"/>
+                <w:sz w:val="20"/>
+                <w:szCs w:val="20"/>
               </w:rPr>
             </w:pPr>
             <w:r>
               <w:rPr>
                 <w:b w:val="0"/>
                 <w:bCs w:val="0"/>
+                <w:sz w:val="20"/>
+                <w:szCs w:val="20"/>
               </w:rPr>
               <w:t>S2</w:t>
             </w:r>
@@ -1133,12 +1265,16 @@
               <w:rPr>
                 <w:b w:val="0"/>
                 <w:bCs w:val="0"/>
+                <w:sz w:val="20"/>
+                <w:szCs w:val="20"/>
               </w:rPr>
             </w:pPr>
             <w:r>
               <w:rPr>
                 <w:b w:val="0"/>
                 <w:bCs w:val="0"/>
+                <w:sz w:val="20"/>
+                <w:szCs w:val="20"/>
               </w:rPr>
               <w:t>S3</w:t>
             </w:r>
@@ -1156,12 +1292,16 @@
               <w:rPr>
                 <w:b w:val="0"/>
                 <w:bCs w:val="0"/>
+                <w:sz w:val="20"/>
+                <w:szCs w:val="20"/>
               </w:rPr>
             </w:pPr>
             <w:r>
               <w:rPr>
                 <w:b w:val="0"/>
                 <w:bCs w:val="0"/>
+                <w:sz w:val="20"/>
+                <w:szCs w:val="20"/>
               </w:rPr>
               <w:t>S4</w:t>
             </w:r>
@@ -1179,12 +1319,16 @@
               <w:rPr>
                 <w:b w:val="0"/>
                 <w:bCs w:val="0"/>
+                <w:sz w:val="20"/>
+                <w:szCs w:val="20"/>
               </w:rPr>
             </w:pPr>
             <w:r>
               <w:rPr>
                 <w:b w:val="0"/>
                 <w:bCs w:val="0"/>
+                <w:sz w:val="20"/>
+                <w:szCs w:val="20"/>
               </w:rPr>
               <w:t>S5</w:t>
             </w:r>
@@ -1202,12 +1346,16 @@
               <w:rPr>
                 <w:b w:val="0"/>
                 <w:bCs w:val="0"/>
+                <w:sz w:val="20"/>
+                <w:szCs w:val="20"/>
               </w:rPr>
             </w:pPr>
             <w:r>
               <w:rPr>
                 <w:b w:val="0"/>
                 <w:bCs w:val="0"/>
+                <w:sz w:val="20"/>
+                <w:szCs w:val="20"/>
               </w:rPr>
               <w:t>S6</w:t>
             </w:r>
@@ -1225,12 +1373,16 @@
               <w:rPr>
                 <w:b w:val="0"/>
                 <w:bCs w:val="0"/>
+                <w:sz w:val="20"/>
+                <w:szCs w:val="20"/>
               </w:rPr>
             </w:pPr>
             <w:r>
               <w:rPr>
                 <w:b w:val="0"/>
                 <w:bCs w:val="0"/>
+                <w:sz w:val="20"/>
+                <w:szCs w:val="20"/>
               </w:rPr>
               <w:t>S7</w:t>
             </w:r>
@@ -1248,12 +1400,16 @@
               <w:rPr>
                 <w:b w:val="0"/>
                 <w:bCs w:val="0"/>
+                <w:sz w:val="20"/>
+                <w:szCs w:val="20"/>
               </w:rPr>
             </w:pPr>
             <w:r>
               <w:rPr>
                 <w:b w:val="0"/>
                 <w:bCs w:val="0"/>
+                <w:sz w:val="20"/>
+                <w:szCs w:val="20"/>
               </w:rPr>
               <w:t>S8</w:t>
             </w:r>
@@ -1276,9 +1432,15 @@
               <w:rPr>
                 <w:b w:val="0"/>
                 <w:bCs w:val="0"/>
-              </w:rPr>
-            </w:pPr>
-            <w:r>
+                <w:sz w:val="20"/>
+                <w:szCs w:val="20"/>
+              </w:rPr>
+            </w:pPr>
+            <w:r>
+              <w:rPr>
+                <w:sz w:val="20"/>
+                <w:szCs w:val="20"/>
+              </w:rPr>
               <w:t>{{activity_01}}</w:t>
             </w:r>
           </w:p>
@@ -1291,8 +1453,16 @@
           <w:p>
             <w:pPr>
               <w:cnfStyle w:val="000000100000" w:firstRow="0" w:lastRow="0" w:firstColumn="0" w:lastColumn="0" w:oddVBand="0" w:evenVBand="0" w:oddHBand="1" w:evenHBand="0" w:firstRowFirstColumn="0" w:firstRowLastColumn="0" w:lastRowFirstColumn="0" w:lastRowLastColumn="0"/>
-            </w:pPr>
-            <w:r>
+              <w:rPr>
+                <w:sz w:val="20"/>
+                <w:szCs w:val="20"/>
+              </w:rPr>
+            </w:pPr>
+            <w:r>
+              <w:rPr>
+                <w:sz w:val="20"/>
+                <w:szCs w:val="20"/>
+              </w:rPr>
               <w:t>Plan</w:t>
             </w:r>
           </w:p>
@@ -1305,8 +1475,16 @@
           <w:p>
             <w:pPr>
               <w:cnfStyle w:val="000000100000" w:firstRow="0" w:lastRow="0" w:firstColumn="0" w:lastColumn="0" w:oddVBand="0" w:evenVBand="0" w:oddHBand="1" w:evenHBand="0" w:firstRowFirstColumn="0" w:firstRowLastColumn="0" w:lastRowFirstColumn="0" w:lastRowLastColumn="0"/>
-            </w:pPr>
-            <w:r>
+              <w:rPr>
+                <w:sz w:val="20"/>
+                <w:szCs w:val="20"/>
+              </w:rPr>
+            </w:pPr>
+            <w:r>
+              <w:rPr>
+                <w:sz w:val="20"/>
+                <w:szCs w:val="20"/>
+              </w:rPr>
               <w:t>{{a1_plan_s1}}</w:t>
             </w:r>
           </w:p>
@@ -1319,8 +1497,16 @@
           <w:p>
             <w:pPr>
               <w:cnfStyle w:val="000000100000" w:firstRow="0" w:lastRow="0" w:firstColumn="0" w:lastColumn="0" w:oddVBand="0" w:evenVBand="0" w:oddHBand="1" w:evenHBand="0" w:firstRowFirstColumn="0" w:firstRowLastColumn="0" w:lastRowFirstColumn="0" w:lastRowLastColumn="0"/>
-            </w:pPr>
-            <w:r>
+              <w:rPr>
+                <w:sz w:val="20"/>
+                <w:szCs w:val="20"/>
+              </w:rPr>
+            </w:pPr>
+            <w:r>
+              <w:rPr>
+                <w:sz w:val="20"/>
+                <w:szCs w:val="20"/>
+              </w:rPr>
               <w:t>{{a1_plan_s2}}</w:t>
             </w:r>
           </w:p>
@@ -1333,8 +1519,16 @@
           <w:p>
             <w:pPr>
               <w:cnfStyle w:val="000000100000" w:firstRow="0" w:lastRow="0" w:firstColumn="0" w:lastColumn="0" w:oddVBand="0" w:evenVBand="0" w:oddHBand="1" w:evenHBand="0" w:firstRowFirstColumn="0" w:firstRowLastColumn="0" w:lastRowFirstColumn="0" w:lastRowLastColumn="0"/>
-            </w:pPr>
-            <w:r>
+              <w:rPr>
+                <w:sz w:val="20"/>
+                <w:szCs w:val="20"/>
+              </w:rPr>
+            </w:pPr>
+            <w:r>
+              <w:rPr>
+                <w:sz w:val="20"/>
+                <w:szCs w:val="20"/>
+              </w:rPr>
               <w:t>{{a1_plan_s3}}</w:t>
             </w:r>
           </w:p>
@@ -1347,8 +1541,16 @@
           <w:p>
             <w:pPr>
               <w:cnfStyle w:val="000000100000" w:firstRow="0" w:lastRow="0" w:firstColumn="0" w:lastColumn="0" w:oddVBand="0" w:evenVBand="0" w:oddHBand="1" w:evenHBand="0" w:firstRowFirstColumn="0" w:firstRowLastColumn="0" w:lastRowFirstColumn="0" w:lastRowLastColumn="0"/>
-            </w:pPr>
-            <w:r>
+              <w:rPr>
+                <w:sz w:val="20"/>
+                <w:szCs w:val="20"/>
+              </w:rPr>
+            </w:pPr>
+            <w:r>
+              <w:rPr>
+                <w:sz w:val="20"/>
+                <w:szCs w:val="20"/>
+              </w:rPr>
               <w:t>{{a1_plan_s4}}</w:t>
             </w:r>
           </w:p>
@@ -1361,8 +1563,16 @@
           <w:p>
             <w:pPr>
               <w:cnfStyle w:val="000000100000" w:firstRow="0" w:lastRow="0" w:firstColumn="0" w:lastColumn="0" w:oddVBand="0" w:evenVBand="0" w:oddHBand="1" w:evenHBand="0" w:firstRowFirstColumn="0" w:firstRowLastColumn="0" w:lastRowFirstColumn="0" w:lastRowLastColumn="0"/>
-            </w:pPr>
-            <w:r>
+              <w:rPr>
+                <w:sz w:val="20"/>
+                <w:szCs w:val="20"/>
+              </w:rPr>
+            </w:pPr>
+            <w:r>
+              <w:rPr>
+                <w:sz w:val="20"/>
+                <w:szCs w:val="20"/>
+              </w:rPr>
               <w:t>{{a1_plan_s5}}</w:t>
             </w:r>
           </w:p>
@@ -1375,8 +1585,16 @@
           <w:p>
             <w:pPr>
               <w:cnfStyle w:val="000000100000" w:firstRow="0" w:lastRow="0" w:firstColumn="0" w:lastColumn="0" w:oddVBand="0" w:evenVBand="0" w:oddHBand="1" w:evenHBand="0" w:firstRowFirstColumn="0" w:firstRowLastColumn="0" w:lastRowFirstColumn="0" w:lastRowLastColumn="0"/>
-            </w:pPr>
-            <w:r>
+              <w:rPr>
+                <w:sz w:val="20"/>
+                <w:szCs w:val="20"/>
+              </w:rPr>
+            </w:pPr>
+            <w:r>
+              <w:rPr>
+                <w:sz w:val="20"/>
+                <w:szCs w:val="20"/>
+              </w:rPr>
               <w:t>{{a1_plan_s6}}</w:t>
             </w:r>
           </w:p>
@@ -1389,8 +1607,16 @@
           <w:p>
             <w:pPr>
               <w:cnfStyle w:val="000000100000" w:firstRow="0" w:lastRow="0" w:firstColumn="0" w:lastColumn="0" w:oddVBand="0" w:evenVBand="0" w:oddHBand="1" w:evenHBand="0" w:firstRowFirstColumn="0" w:firstRowLastColumn="0" w:lastRowFirstColumn="0" w:lastRowLastColumn="0"/>
-            </w:pPr>
-            <w:r>
+              <w:rPr>
+                <w:sz w:val="20"/>
+                <w:szCs w:val="20"/>
+              </w:rPr>
+            </w:pPr>
+            <w:r>
+              <w:rPr>
+                <w:sz w:val="20"/>
+                <w:szCs w:val="20"/>
+              </w:rPr>
               <w:t>{{a1_plan_s7}}</w:t>
             </w:r>
           </w:p>
@@ -1403,8 +1629,16 @@
           <w:p>
             <w:pPr>
               <w:cnfStyle w:val="000000100000" w:firstRow="0" w:lastRow="0" w:firstColumn="0" w:lastColumn="0" w:oddVBand="0" w:evenVBand="0" w:oddHBand="1" w:evenHBand="0" w:firstRowFirstColumn="0" w:firstRowLastColumn="0" w:lastRowFirstColumn="0" w:lastRowLastColumn="0"/>
-            </w:pPr>
-            <w:r>
+              <w:rPr>
+                <w:sz w:val="20"/>
+                <w:szCs w:val="20"/>
+              </w:rPr>
+            </w:pPr>
+            <w:r>
+              <w:rPr>
+                <w:sz w:val="20"/>
+                <w:szCs w:val="20"/>
+              </w:rPr>
               <w:t>{{a1_plan_s8}}</w:t>
             </w:r>
           </w:p>
@@ -1418,7 +1652,14 @@
             <w:vMerge/>
             <w:hideMark/>
           </w:tcPr>
-          <w:p/>
+          <w:p>
+            <w:pPr>
+              <w:rPr>
+                <w:sz w:val="20"/>
+                <w:szCs w:val="20"/>
+              </w:rPr>
+            </w:pPr>
+          </w:p>
         </w:tc>
         <w:tc>
           <w:tcPr>
@@ -1428,8 +1669,16 @@
           <w:p>
             <w:pPr>
               <w:cnfStyle w:val="000000000000" w:firstRow="0" w:lastRow="0" w:firstColumn="0" w:lastColumn="0" w:oddVBand="0" w:evenVBand="0" w:oddHBand="0" w:evenHBand="0" w:firstRowFirstColumn="0" w:firstRowLastColumn="0" w:lastRowFirstColumn="0" w:lastRowLastColumn="0"/>
-            </w:pPr>
-            <w:r>
+              <w:rPr>
+                <w:sz w:val="20"/>
+                <w:szCs w:val="20"/>
+              </w:rPr>
+            </w:pPr>
+            <w:r>
+              <w:rPr>
+                <w:sz w:val="20"/>
+                <w:szCs w:val="20"/>
+              </w:rPr>
               <w:t>Real</w:t>
             </w:r>
           </w:p>
@@ -1442,8 +1691,16 @@
           <w:p>
             <w:pPr>
               <w:cnfStyle w:val="000000000000" w:firstRow="0" w:lastRow="0" w:firstColumn="0" w:lastColumn="0" w:oddVBand="0" w:evenVBand="0" w:oddHBand="0" w:evenHBand="0" w:firstRowFirstColumn="0" w:firstRowLastColumn="0" w:lastRowFirstColumn="0" w:lastRowLastColumn="0"/>
-            </w:pPr>
-            <w:r>
+              <w:rPr>
+                <w:sz w:val="20"/>
+                <w:szCs w:val="20"/>
+              </w:rPr>
+            </w:pPr>
+            <w:r>
+              <w:rPr>
+                <w:sz w:val="20"/>
+                <w:szCs w:val="20"/>
+              </w:rPr>
               <w:t>{{a1_real_s1}}</w:t>
             </w:r>
           </w:p>
@@ -1456,8 +1713,16 @@
           <w:p>
             <w:pPr>
               <w:cnfStyle w:val="000000000000" w:firstRow="0" w:lastRow="0" w:firstColumn="0" w:lastColumn="0" w:oddVBand="0" w:evenVBand="0" w:oddHBand="0" w:evenHBand="0" w:firstRowFirstColumn="0" w:firstRowLastColumn="0" w:lastRowFirstColumn="0" w:lastRowLastColumn="0"/>
-            </w:pPr>
-            <w:r>
+              <w:rPr>
+                <w:sz w:val="20"/>
+                <w:szCs w:val="20"/>
+              </w:rPr>
+            </w:pPr>
+            <w:r>
+              <w:rPr>
+                <w:sz w:val="20"/>
+                <w:szCs w:val="20"/>
+              </w:rPr>
               <w:t>{{a1_real_s2}}</w:t>
             </w:r>
           </w:p>
@@ -1470,8 +1735,16 @@
           <w:p>
             <w:pPr>
               <w:cnfStyle w:val="000000000000" w:firstRow="0" w:lastRow="0" w:firstColumn="0" w:lastColumn="0" w:oddVBand="0" w:evenVBand="0" w:oddHBand="0" w:evenHBand="0" w:firstRowFirstColumn="0" w:firstRowLastColumn="0" w:lastRowFirstColumn="0" w:lastRowLastColumn="0"/>
-            </w:pPr>
-            <w:r>
+              <w:rPr>
+                <w:sz w:val="20"/>
+                <w:szCs w:val="20"/>
+              </w:rPr>
+            </w:pPr>
+            <w:r>
+              <w:rPr>
+                <w:sz w:val="20"/>
+                <w:szCs w:val="20"/>
+              </w:rPr>
               <w:t>{{a1_real_s3}}</w:t>
             </w:r>
           </w:p>
@@ -1484,8 +1757,16 @@
           <w:p>
             <w:pPr>
               <w:cnfStyle w:val="000000000000" w:firstRow="0" w:lastRow="0" w:firstColumn="0" w:lastColumn="0" w:oddVBand="0" w:evenVBand="0" w:oddHBand="0" w:evenHBand="0" w:firstRowFirstColumn="0" w:firstRowLastColumn="0" w:lastRowFirstColumn="0" w:lastRowLastColumn="0"/>
-            </w:pPr>
-            <w:r>
+              <w:rPr>
+                <w:sz w:val="20"/>
+                <w:szCs w:val="20"/>
+              </w:rPr>
+            </w:pPr>
+            <w:r>
+              <w:rPr>
+                <w:sz w:val="20"/>
+                <w:szCs w:val="20"/>
+              </w:rPr>
               <w:t>{{a1_real_s4}}</w:t>
             </w:r>
           </w:p>
@@ -1498,8 +1779,16 @@
           <w:p>
             <w:pPr>
               <w:cnfStyle w:val="000000000000" w:firstRow="0" w:lastRow="0" w:firstColumn="0" w:lastColumn="0" w:oddVBand="0" w:evenVBand="0" w:oddHBand="0" w:evenHBand="0" w:firstRowFirstColumn="0" w:firstRowLastColumn="0" w:lastRowFirstColumn="0" w:lastRowLastColumn="0"/>
-            </w:pPr>
-            <w:r>
+              <w:rPr>
+                <w:sz w:val="20"/>
+                <w:szCs w:val="20"/>
+              </w:rPr>
+            </w:pPr>
+            <w:r>
+              <w:rPr>
+                <w:sz w:val="20"/>
+                <w:szCs w:val="20"/>
+              </w:rPr>
               <w:t>{{a1_real_s5}}</w:t>
             </w:r>
           </w:p>
@@ -1512,8 +1801,16 @@
           <w:p>
             <w:pPr>
               <w:cnfStyle w:val="000000000000" w:firstRow="0" w:lastRow="0" w:firstColumn="0" w:lastColumn="0" w:oddVBand="0" w:evenVBand="0" w:oddHBand="0" w:evenHBand="0" w:firstRowFirstColumn="0" w:firstRowLastColumn="0" w:lastRowFirstColumn="0" w:lastRowLastColumn="0"/>
-            </w:pPr>
-            <w:r>
+              <w:rPr>
+                <w:sz w:val="20"/>
+                <w:szCs w:val="20"/>
+              </w:rPr>
+            </w:pPr>
+            <w:r>
+              <w:rPr>
+                <w:sz w:val="20"/>
+                <w:szCs w:val="20"/>
+              </w:rPr>
               <w:t>{{a1_real_s6}}</w:t>
             </w:r>
           </w:p>
@@ -1526,8 +1823,16 @@
           <w:p>
             <w:pPr>
               <w:cnfStyle w:val="000000000000" w:firstRow="0" w:lastRow="0" w:firstColumn="0" w:lastColumn="0" w:oddVBand="0" w:evenVBand="0" w:oddHBand="0" w:evenHBand="0" w:firstRowFirstColumn="0" w:firstRowLastColumn="0" w:lastRowFirstColumn="0" w:lastRowLastColumn="0"/>
-            </w:pPr>
-            <w:r>
+              <w:rPr>
+                <w:sz w:val="20"/>
+                <w:szCs w:val="20"/>
+              </w:rPr>
+            </w:pPr>
+            <w:r>
+              <w:rPr>
+                <w:sz w:val="20"/>
+                <w:szCs w:val="20"/>
+              </w:rPr>
               <w:t>{{a1_real_s7}}</w:t>
             </w:r>
           </w:p>
@@ -1540,8 +1845,16 @@
           <w:p>
             <w:pPr>
               <w:cnfStyle w:val="000000000000" w:firstRow="0" w:lastRow="0" w:firstColumn="0" w:lastColumn="0" w:oddVBand="0" w:evenVBand="0" w:oddHBand="0" w:evenHBand="0" w:firstRowFirstColumn="0" w:firstRowLastColumn="0" w:lastRowFirstColumn="0" w:lastRowLastColumn="0"/>
-            </w:pPr>
-            <w:r>
+              <w:rPr>
+                <w:sz w:val="20"/>
+                <w:szCs w:val="20"/>
+              </w:rPr>
+            </w:pPr>
+            <w:r>
+              <w:rPr>
+                <w:sz w:val="20"/>
+                <w:szCs w:val="20"/>
+              </w:rPr>
               <w:t>{{a1_real_s8}}</w:t>
             </w:r>
           </w:p>
@@ -1661,6 +1974,38 @@
           <w:p>
             <w:pPr>
               <w:rPr>
+                <w:color w:val="000000" w:themeColor="text1"/>
+                <w:lang w:val="es-ES"/>
+              </w:rPr>
+            </w:pPr>
+          </w:p>
+          <w:p>
+            <w:pPr>
+              <w:rPr>
+                <w:color w:val="000000" w:themeColor="text1"/>
+                <w:lang w:val="es-ES"/>
+              </w:rPr>
+            </w:pPr>
+          </w:p>
+          <w:p>
+            <w:pPr>
+              <w:rPr>
+                <w:color w:val="000000" w:themeColor="text1"/>
+                <w:lang w:val="es-ES"/>
+              </w:rPr>
+            </w:pPr>
+          </w:p>
+          <w:p>
+            <w:pPr>
+              <w:rPr>
+                <w:color w:val="000000" w:themeColor="text1"/>
+                <w:lang w:val="es-ES"/>
+              </w:rPr>
+            </w:pPr>
+          </w:p>
+          <w:p>
+            <w:pPr>
+              <w:rPr>
                 <w:lang w:val="es-ES"/>
               </w:rPr>
             </w:pPr>
@@ -1689,6 +2034,7 @@
                 <w:b/>
                 <w:lang w:val="es-ES"/>
               </w:rPr>
+              <w:lastRenderedPageBreak/>
               <w:t>Observaciones</w:t>
             </w:r>
           </w:p>
@@ -1733,6 +2079,48 @@
               </w:rPr>
               <w:t>}}</w:t>
             </w:r>
+          </w:p>
+          <w:p>
+            <w:pPr>
+              <w:rPr>
+                <w:lang w:val="es-ES"/>
+              </w:rPr>
+            </w:pPr>
+          </w:p>
+          <w:p>
+            <w:pPr>
+              <w:rPr>
+                <w:lang w:val="es-ES"/>
+              </w:rPr>
+            </w:pPr>
+          </w:p>
+          <w:p>
+            <w:pPr>
+              <w:rPr>
+                <w:lang w:val="es-ES"/>
+              </w:rPr>
+            </w:pPr>
+          </w:p>
+          <w:p>
+            <w:pPr>
+              <w:rPr>
+                <w:lang w:val="es-ES"/>
+              </w:rPr>
+            </w:pPr>
+          </w:p>
+          <w:p>
+            <w:pPr>
+              <w:rPr>
+                <w:lang w:val="es-ES"/>
+              </w:rPr>
+            </w:pPr>
+          </w:p>
+          <w:p>
+            <w:pPr>
+              <w:rPr>
+                <w:lang w:val="es-ES"/>
+              </w:rPr>
+            </w:pPr>
           </w:p>
           <w:p>
             <w:pPr>
@@ -1765,16 +2153,27 @@
           <w:szCs w:val="20"/>
           <w:lang w:val="es-ES"/>
         </w:rPr>
-        <w:t>NOTA: El presente documento debe entregase anexando:</w:t>
+        <w:br/>
+      </w:r>
+      <w:r>
+        <w:rPr>
+          <w:sz w:val="20"/>
+          <w:szCs w:val="20"/>
+          <w:lang w:val="es-ES"/>
+        </w:rPr>
+        <w:br/>
+      </w:r>
+      <w:r>
+        <w:rPr>
+          <w:sz w:val="20"/>
+          <w:szCs w:val="20"/>
+          <w:lang w:val="es-ES"/>
+        </w:rPr>
+        <w:br/>
       </w:r>
     </w:p>
     <w:p>
       <w:pPr>
-        <w:pStyle w:val="Prrafodelista"/>
-        <w:numPr>
-          <w:ilvl w:val="0"/>
-          <w:numId w:val="1"/>
-        </w:numPr>
         <w:rPr>
           <w:sz w:val="20"/>
           <w:szCs w:val="20"/>
@@ -1787,48 +2186,7 @@
           <w:szCs w:val="20"/>
           <w:lang w:val="es-ES"/>
         </w:rPr>
-        <w:t>Bitácora de trabajo.</w:t>
-      </w:r>
-    </w:p>
-    <w:p>
-      <w:pPr>
-        <w:pStyle w:val="Prrafodelista"/>
-        <w:numPr>
-          <w:ilvl w:val="0"/>
-          <w:numId w:val="1"/>
-        </w:numPr>
-        <w:jc w:val="both"/>
-        <w:rPr>
-          <w:sz w:val="20"/>
-          <w:szCs w:val="20"/>
-          <w:lang w:val="es-ES"/>
-        </w:rPr>
-      </w:pPr>
-      <w:r>
-        <w:rPr>
-          <w:sz w:val="20"/>
-          <w:szCs w:val="20"/>
-          <w:lang w:val="es-ES"/>
-        </w:rPr>
-        <w:t xml:space="preserve">Formato de evaluación de desempeño del o los estudiantes, debidamente firmado y sellado por el </w:t>
-      </w:r>
-      <w:proofErr w:type="gramStart"/>
-      <w:r>
-        <w:rPr>
-          <w:sz w:val="20"/>
-          <w:szCs w:val="20"/>
-          <w:lang w:val="es-ES"/>
-        </w:rPr>
-        <w:t>Responsable</w:t>
-      </w:r>
-      <w:proofErr w:type="gramEnd"/>
-      <w:r>
-        <w:rPr>
-          <w:sz w:val="20"/>
-          <w:szCs w:val="20"/>
-          <w:lang w:val="es-ES"/>
-        </w:rPr>
-        <w:t xml:space="preserve"> Técnico designado por la organización vinculada.</w:t>
+        <w:br w:type="page"/>
       </w:r>
     </w:p>
     <w:p>
@@ -1837,12 +2195,6 @@
           <w:lang w:val="es-ES"/>
         </w:rPr>
       </w:pPr>
-      <w:r>
-        <w:rPr>
-          <w:lang w:val="es-ES"/>
-        </w:rPr>
-        <w:br w:type="page"/>
-      </w:r>
     </w:p>
     <w:p>
       <w:pPr>
@@ -1956,8 +2308,7 @@
         </w:trPr>
         <w:tc>
           <w:tcPr>
-            <w:tcW w:w="3822" w:type="dxa"/>
-            <w:gridSpan w:val="2"/>
+            <w:tcW w:w="3250" w:type="dxa"/>
             <w:shd w:val="clear" w:color="auto" w:fill="BFBFBF" w:themeFill="background1" w:themeFillShade="BF"/>
             <w:vAlign w:val="center"/>
           </w:tcPr>
@@ -1980,6 +2331,17 @@
               </w:rPr>
               <w:t>CRITERIOS</w:t>
             </w:r>
+          </w:p>
+        </w:tc>
+        <w:tc>
+          <w:tcPr>
+            <w:tcW w:w="572" w:type="dxa"/>
+            <w:shd w:val="clear" w:color="auto" w:fill="BFBFBF" w:themeFill="background1" w:themeFillShade="BF"/>
+          </w:tcPr>
+          <w:p>
+            <w:pPr>
+              <w:jc w:val="center"/>
+            </w:pPr>
           </w:p>
         </w:tc>
       </w:tr>
@@ -2330,8 +2692,18 @@
       <w:tr>
         <w:tc>
           <w:tcPr>
-            <w:tcW w:w="6658" w:type="dxa"/>
-            <w:gridSpan w:val="2"/>
+            <w:tcW w:w="562" w:type="dxa"/>
+            <w:shd w:val="clear" w:color="auto" w:fill="D9D9D9" w:themeFill="background1" w:themeFillShade="D9"/>
+          </w:tcPr>
+          <w:p>
+            <w:pPr>
+              <w:jc w:val="center"/>
+            </w:pPr>
+          </w:p>
+        </w:tc>
+        <w:tc>
+          <w:tcPr>
+            <w:tcW w:w="6096" w:type="dxa"/>
             <w:shd w:val="clear" w:color="auto" w:fill="D9D9D9" w:themeFill="background1" w:themeFillShade="D9"/>
           </w:tcPr>
           <w:p>
